--- a/Collatio/6/1. Textos/1. Marcados/6-B.docx
+++ b/Collatio/6/1. Textos/1. Marcados/6-B.docx
@@ -1,15 +1,17 @@
 
 <file path=word/document.xml><?xml version="1.0" encoding="utf-8"?>
-<w:document xmlns:wpc="http://schemas.microsoft.com/office/word/2010/wordprocessingCanvas" xmlns:cx="http://schemas.microsoft.com/office/drawing/2014/chartex" xmlns:cx1="http://schemas.microsoft.com/office/drawing/2015/9/8/chartex" xmlns:cx2="http://schemas.microsoft.com/office/drawing/2015/10/21/chartex" xmlns:cx3="http://schemas.microsoft.com/office/drawing/2016/5/9/chartex" xmlns:cx4="http://schemas.microsoft.com/office/drawing/2016/5/10/chartex" xmlns:cx5="http://schemas.microsoft.com/office/drawing/2016/5/11/chartex" xmlns:cx6="http://schemas.microsoft.com/office/drawing/2016/5/12/chartex" xmlns:cx7="http://schemas.microsoft.com/office/drawing/2016/5/13/chartex" xmlns:cx8="http://schemas.microsoft.com/office/drawing/2016/5/14/chartex" xmlns:mc="http://schemas.openxmlformats.org/markup-compatibility/2006" xmlns:aink="http://schemas.microsoft.com/office/drawing/2016/ink" xmlns:am3d="http://schemas.microsoft.com/office/drawing/2017/model3d" xmlns:o="urn:schemas-microsoft-com:office:office" xmlns:oel="http://schemas.microsoft.com/office/2019/extlst" xmlns:r="http://schemas.openxmlformats.org/officeDocument/2006/relationships" xmlns:m="http://schemas.openxmlformats.org/officeDocument/2006/math" xmlns:v="urn:schemas-microsoft-com:vml" xmlns:wp14="http://schemas.microsoft.com/office/word/2010/wordprocessingDrawing" xmlns:wp="http://schemas.openxmlformats.org/drawingml/2006/wordprocessingDrawing" xmlns:w10="urn:schemas-microsoft-com:office:word" xmlns:w="http://schemas.openxmlformats.org/wordprocessingml/2006/main" xmlns:w14="http://schemas.microsoft.com/office/word/2010/wordml" xmlns:w15="http://schemas.microsoft.com/office/word/2012/wordml" xmlns:w16cex="http://schemas.microsoft.com/office/word/2018/wordml/cex" xmlns:w16cid="http://schemas.microsoft.com/office/word/2016/wordml/cid" xmlns:w16="http://schemas.microsoft.com/office/word/2018/wordml" xmlns:w16sdtdh="http://schemas.microsoft.com/office/word/2020/wordml/sdtdatahash" xmlns:w16se="http://schemas.microsoft.com/office/word/2015/wordml/symex" xmlns:wpg="http://schemas.microsoft.com/office/word/2010/wordprocessingGroup" xmlns:wpi="http://schemas.microsoft.com/office/word/2010/wordprocessingInk" xmlns:wne="http://schemas.microsoft.com/office/word/2006/wordml" xmlns:wps="http://schemas.microsoft.com/office/word/2010/wordprocessingShape" mc:Ignorable="w14 w15 w16se w16cid w16 w16cex w16sdtdh wp14">
+<w:document xmlns:wpc="http://schemas.microsoft.com/office/word/2010/wordprocessingCanvas" xmlns:cx="http://schemas.microsoft.com/office/drawing/2014/chartex" xmlns:cx1="http://schemas.microsoft.com/office/drawing/2015/9/8/chartex" xmlns:cx2="http://schemas.microsoft.com/office/drawing/2015/10/21/chartex" xmlns:cx3="http://schemas.microsoft.com/office/drawing/2016/5/9/chartex" xmlns:cx4="http://schemas.microsoft.com/office/drawing/2016/5/10/chartex" xmlns:cx5="http://schemas.microsoft.com/office/drawing/2016/5/11/chartex" xmlns:cx6="http://schemas.microsoft.com/office/drawing/2016/5/12/chartex" xmlns:cx7="http://schemas.microsoft.com/office/drawing/2016/5/13/chartex" xmlns:cx8="http://schemas.microsoft.com/office/drawing/2016/5/14/chartex" xmlns:mc="http://schemas.openxmlformats.org/markup-compatibility/2006" xmlns:aink="http://schemas.microsoft.com/office/drawing/2016/ink" xmlns:am3d="http://schemas.microsoft.com/office/drawing/2017/model3d" xmlns:o="urn:schemas-microsoft-com:office:office" xmlns:oel="http://schemas.microsoft.com/office/2019/extlst" xmlns:r="http://schemas.openxmlformats.org/officeDocument/2006/relationships" xmlns:m="http://schemas.openxmlformats.org/officeDocument/2006/math" xmlns:v="urn:schemas-microsoft-com:vml" xmlns:wp14="http://schemas.microsoft.com/office/word/2010/wordprocessingDrawing" xmlns:wp="http://schemas.openxmlformats.org/drawingml/2006/wordprocessingDrawing" xmlns:w10="urn:schemas-microsoft-com:office:word" xmlns:w="http://schemas.openxmlformats.org/wordprocessingml/2006/main" xmlns:w14="http://schemas.microsoft.com/office/word/2010/wordml" xmlns:w15="http://schemas.microsoft.com/office/word/2012/wordml" xmlns:w16cex="http://schemas.microsoft.com/office/word/2018/wordml/cex" xmlns:w16cid="http://schemas.microsoft.com/office/word/2016/wordml/cid" xmlns:w16="http://schemas.microsoft.com/office/word/2018/wordml" xmlns:w16du="http://schemas.microsoft.com/office/word/2023/wordml/word16du" xmlns:w16sdtdh="http://schemas.microsoft.com/office/word/2020/wordml/sdtdatahash" xmlns:w16sdtfl="http://schemas.microsoft.com/office/word/2024/wordml/sdtformatlock" xmlns:w16se="http://schemas.microsoft.com/office/word/2015/wordml/symex" xmlns:wpg="http://schemas.microsoft.com/office/word/2010/wordprocessingGroup" xmlns:wpi="http://schemas.microsoft.com/office/word/2010/wordprocessingInk" xmlns:wne="http://schemas.microsoft.com/office/word/2006/wordml" xmlns:wps="http://schemas.microsoft.com/office/word/2010/wordprocessingShape" mc:Ignorable="w14 w15 w16se w16cid w16 w16cex w16sdtdh w16sdtfl w16du wp14">
   <w:body>
     <w:p>
       <w:pPr>
         <w:rPr>
+          <w:rFonts w:ascii="Brill" w:hAnsi="Brill"/>
           <w:lang w:val="es-ES"/>
         </w:rPr>
       </w:pPr>
       <w:r>
         <w:rPr>
+          <w:rFonts w:ascii="Brill" w:hAnsi="Brill"/>
           <w:color w:val="FF0000"/>
           <w:lang w:val="es-ES"/>
         </w:rPr>
@@ -17,12 +19,430 @@
       </w:r>
       <w:r>
         <w:rPr>
-          <w:lang w:val="es-ES"/>
-        </w:rPr>
-        <w:t xml:space="preserve">dixo el dicipulo maestro ruego te que me digas por que razon es la trinidat de tres personas e non de mas cuenta nin de menos % respondio el maestro alta pregunta me has fecho e quiero yo responder a ella % lo mejor que yo podier e sopiere % sepas que la trenidat que son tres personas e encierran se en un dios % pues que tres personas se encierran en un dios quando bien catares todas las cuentas del mundo desde uno que el primero cuento fasta en mill non fallaras que otra mientre ninguna viene a esta la fuerça d ella en un punto si non de tres % e esto te quiero provar por razon que veas que es asi % e comiença luego en el primero cuento que es una e fallaras que este uno que es señero en su cabo % e si contares dos que es el segundo cuento fallaras que estos dos son conpañeros e iguales que atal es uno como otro % e non saberas en qual escomençar que tan bien començaras en el uno como en el otro % pues ve al tercero cuento que son tres fallaras en el cuento de tres que aquel que esta en medio faz al uno que sea comienço e al otro que sea cabo % tal es la trenidat ca el padre es comienço e el espiritu santo es el de medio e el fijo es el tercero % pues ve agora el cuento de quatro e fallaras que non puede venir a este cuento ca en el cuento de quatro son dos primeros e dos postremeros pues si depues quisieres fazer medianos averas y a poner dos o </w:t>
-      </w:r>
-      <w:r>
-        <w:rPr>
+          <w:rFonts w:ascii="Brill" w:hAnsi="Brill"/>
+          <w:lang w:val="es-ES"/>
+        </w:rPr>
+        <w:t xml:space="preserve">dixo el </w:t>
+      </w:r>
+      <w:proofErr w:type="spellStart"/>
+      <w:r>
+        <w:rPr>
+          <w:rFonts w:ascii="Brill" w:hAnsi="Brill"/>
+          <w:lang w:val="es-ES"/>
+        </w:rPr>
+        <w:t>dicipulo</w:t>
+      </w:r>
+      <w:proofErr w:type="spellEnd"/>
+      <w:r>
+        <w:rPr>
+          <w:rFonts w:ascii="Brill" w:hAnsi="Brill"/>
+          <w:lang w:val="es-ES"/>
+        </w:rPr>
+        <w:t xml:space="preserve"> maestro ruego te que me digas </w:t>
+      </w:r>
+      <w:proofErr w:type="spellStart"/>
+      <w:r>
+        <w:rPr>
+          <w:rFonts w:ascii="Brill" w:hAnsi="Brill"/>
+          <w:lang w:val="es-ES"/>
+        </w:rPr>
+        <w:t>por que</w:t>
+      </w:r>
+      <w:proofErr w:type="spellEnd"/>
+      <w:r>
+        <w:rPr>
+          <w:rFonts w:ascii="Brill" w:hAnsi="Brill"/>
+          <w:lang w:val="es-ES"/>
+        </w:rPr>
+        <w:t xml:space="preserve"> </w:t>
+      </w:r>
+      <w:proofErr w:type="spellStart"/>
+      <w:r>
+        <w:rPr>
+          <w:rFonts w:ascii="Brill" w:hAnsi="Brill"/>
+          <w:lang w:val="es-ES"/>
+        </w:rPr>
+        <w:t>razon</w:t>
+      </w:r>
+      <w:proofErr w:type="spellEnd"/>
+      <w:r>
+        <w:rPr>
+          <w:rFonts w:ascii="Brill" w:hAnsi="Brill"/>
+          <w:lang w:val="es-ES"/>
+        </w:rPr>
+        <w:t xml:space="preserve"> es la </w:t>
+      </w:r>
+      <w:proofErr w:type="spellStart"/>
+      <w:r>
+        <w:rPr>
+          <w:rFonts w:ascii="Brill" w:hAnsi="Brill"/>
+          <w:lang w:val="es-ES"/>
+        </w:rPr>
+        <w:t>trinidat</w:t>
+      </w:r>
+      <w:proofErr w:type="spellEnd"/>
+      <w:r>
+        <w:rPr>
+          <w:rFonts w:ascii="Brill" w:hAnsi="Brill"/>
+          <w:lang w:val="es-ES"/>
+        </w:rPr>
+        <w:t xml:space="preserve"> de tres personas e non de </w:t>
+      </w:r>
+      <w:proofErr w:type="spellStart"/>
+      <w:r>
+        <w:rPr>
+          <w:rFonts w:ascii="Brill" w:hAnsi="Brill"/>
+          <w:lang w:val="es-ES"/>
+        </w:rPr>
+        <w:t>mas</w:t>
+      </w:r>
+      <w:proofErr w:type="spellEnd"/>
+      <w:r>
+        <w:rPr>
+          <w:rFonts w:ascii="Brill" w:hAnsi="Brill"/>
+          <w:lang w:val="es-ES"/>
+        </w:rPr>
+        <w:t xml:space="preserve"> cuenta nin de menos % </w:t>
+      </w:r>
+      <w:proofErr w:type="spellStart"/>
+      <w:r>
+        <w:rPr>
+          <w:rFonts w:ascii="Brill" w:hAnsi="Brill"/>
+          <w:lang w:val="es-ES"/>
+        </w:rPr>
+        <w:t>respondio</w:t>
+      </w:r>
+      <w:proofErr w:type="spellEnd"/>
+      <w:r>
+        <w:rPr>
+          <w:rFonts w:ascii="Brill" w:hAnsi="Brill"/>
+          <w:lang w:val="es-ES"/>
+        </w:rPr>
+        <w:t xml:space="preserve"> el maestro alta pregunta me has fecho e quiero yo responder a ella % lo mejor que yo </w:t>
+      </w:r>
+      <w:proofErr w:type="spellStart"/>
+      <w:r>
+        <w:rPr>
+          <w:rFonts w:ascii="Brill" w:hAnsi="Brill"/>
+          <w:lang w:val="es-ES"/>
+        </w:rPr>
+        <w:t>podier</w:t>
+      </w:r>
+      <w:proofErr w:type="spellEnd"/>
+      <w:r>
+        <w:rPr>
+          <w:rFonts w:ascii="Brill" w:hAnsi="Brill"/>
+          <w:lang w:val="es-ES"/>
+        </w:rPr>
+        <w:t xml:space="preserve"> e </w:t>
+      </w:r>
+      <w:proofErr w:type="spellStart"/>
+      <w:r>
+        <w:rPr>
+          <w:rFonts w:ascii="Brill" w:hAnsi="Brill"/>
+          <w:lang w:val="es-ES"/>
+        </w:rPr>
+        <w:t>sopiere</w:t>
+      </w:r>
+      <w:proofErr w:type="spellEnd"/>
+      <w:r>
+        <w:rPr>
+          <w:rFonts w:ascii="Brill" w:hAnsi="Brill"/>
+          <w:lang w:val="es-ES"/>
+        </w:rPr>
+        <w:t xml:space="preserve"> % sepas que la </w:t>
+      </w:r>
+      <w:proofErr w:type="spellStart"/>
+      <w:r>
+        <w:rPr>
+          <w:rFonts w:ascii="Brill" w:hAnsi="Brill"/>
+          <w:lang w:val="es-ES"/>
+        </w:rPr>
+        <w:t>trenidat</w:t>
+      </w:r>
+      <w:proofErr w:type="spellEnd"/>
+      <w:r>
+        <w:rPr>
+          <w:rFonts w:ascii="Brill" w:hAnsi="Brill"/>
+          <w:lang w:val="es-ES"/>
+        </w:rPr>
+        <w:t xml:space="preserve"> que son tres personas e encierran se en un dios % pues que tres personas se encierran en un dios </w:t>
+      </w:r>
+      <w:proofErr w:type="spellStart"/>
+      <w:r>
+        <w:rPr>
+          <w:rFonts w:ascii="Brill" w:hAnsi="Brill"/>
+          <w:lang w:val="es-ES"/>
+        </w:rPr>
+        <w:t>quando</w:t>
+      </w:r>
+      <w:proofErr w:type="spellEnd"/>
+      <w:r>
+        <w:rPr>
+          <w:rFonts w:ascii="Brill" w:hAnsi="Brill"/>
+          <w:lang w:val="es-ES"/>
+        </w:rPr>
+        <w:t xml:space="preserve"> bien catares todas las cuentas del mundo desde uno que el primero cuento fasta en </w:t>
+      </w:r>
+      <w:proofErr w:type="spellStart"/>
+      <w:r>
+        <w:rPr>
+          <w:rFonts w:ascii="Brill" w:hAnsi="Brill"/>
+          <w:lang w:val="es-ES"/>
+        </w:rPr>
+        <w:t>mill</w:t>
+      </w:r>
+      <w:proofErr w:type="spellEnd"/>
+      <w:r>
+        <w:rPr>
+          <w:rFonts w:ascii="Brill" w:hAnsi="Brill"/>
+          <w:lang w:val="es-ES"/>
+        </w:rPr>
+        <w:t xml:space="preserve"> non fallaras que otra mientre ninguna viene a esta la fuerça d ella en un punto si non de tres % e esto te quiero provar por </w:t>
+      </w:r>
+      <w:proofErr w:type="spellStart"/>
+      <w:r>
+        <w:rPr>
+          <w:rFonts w:ascii="Brill" w:hAnsi="Brill"/>
+          <w:lang w:val="es-ES"/>
+        </w:rPr>
+        <w:t>razon</w:t>
+      </w:r>
+      <w:proofErr w:type="spellEnd"/>
+      <w:r>
+        <w:rPr>
+          <w:rFonts w:ascii="Brill" w:hAnsi="Brill"/>
+          <w:lang w:val="es-ES"/>
+        </w:rPr>
+        <w:t xml:space="preserve"> que veas que es </w:t>
+      </w:r>
+      <w:proofErr w:type="spellStart"/>
+      <w:r>
+        <w:rPr>
+          <w:rFonts w:ascii="Brill" w:hAnsi="Brill"/>
+          <w:lang w:val="es-ES"/>
+        </w:rPr>
+        <w:t>asi</w:t>
+      </w:r>
+      <w:proofErr w:type="spellEnd"/>
+      <w:r>
+        <w:rPr>
+          <w:rFonts w:ascii="Brill" w:hAnsi="Brill"/>
+          <w:lang w:val="es-ES"/>
+        </w:rPr>
+        <w:t xml:space="preserve"> % e comiença luego en el primero cuento que es una e fallaras que este uno que es señero en su cabo % e si contares dos que es el segundo cuento fallaras que estos dos son </w:t>
+      </w:r>
+      <w:proofErr w:type="spellStart"/>
+      <w:r>
+        <w:rPr>
+          <w:rFonts w:ascii="Brill" w:hAnsi="Brill"/>
+          <w:lang w:val="es-ES"/>
+        </w:rPr>
+        <w:t>conpañeros</w:t>
+      </w:r>
+      <w:proofErr w:type="spellEnd"/>
+      <w:r>
+        <w:rPr>
+          <w:rFonts w:ascii="Brill" w:hAnsi="Brill"/>
+          <w:lang w:val="es-ES"/>
+        </w:rPr>
+        <w:t xml:space="preserve"> e iguales que atal es uno como otro % e non </w:t>
+      </w:r>
+      <w:proofErr w:type="spellStart"/>
+      <w:r>
+        <w:rPr>
+          <w:rFonts w:ascii="Brill" w:hAnsi="Brill"/>
+          <w:lang w:val="es-ES"/>
+        </w:rPr>
+        <w:t>saberas</w:t>
+      </w:r>
+      <w:proofErr w:type="spellEnd"/>
+      <w:r>
+        <w:rPr>
+          <w:rFonts w:ascii="Brill" w:hAnsi="Brill"/>
+          <w:lang w:val="es-ES"/>
+        </w:rPr>
+        <w:t xml:space="preserve"> en </w:t>
+      </w:r>
+      <w:proofErr w:type="spellStart"/>
+      <w:r>
+        <w:rPr>
+          <w:rFonts w:ascii="Brill" w:hAnsi="Brill"/>
+          <w:lang w:val="es-ES"/>
+        </w:rPr>
+        <w:t>qual</w:t>
+      </w:r>
+      <w:proofErr w:type="spellEnd"/>
+      <w:r>
+        <w:rPr>
+          <w:rFonts w:ascii="Brill" w:hAnsi="Brill"/>
+          <w:lang w:val="es-ES"/>
+        </w:rPr>
+        <w:t xml:space="preserve"> </w:t>
+      </w:r>
+      <w:proofErr w:type="spellStart"/>
+      <w:r>
+        <w:rPr>
+          <w:rFonts w:ascii="Brill" w:hAnsi="Brill"/>
+          <w:lang w:val="es-ES"/>
+        </w:rPr>
+        <w:t>escomençar</w:t>
+      </w:r>
+      <w:proofErr w:type="spellEnd"/>
+      <w:r>
+        <w:rPr>
+          <w:rFonts w:ascii="Brill" w:hAnsi="Brill"/>
+          <w:lang w:val="es-ES"/>
+        </w:rPr>
+        <w:t xml:space="preserve"> que tan bien </w:t>
+      </w:r>
+      <w:proofErr w:type="spellStart"/>
+      <w:r>
+        <w:rPr>
+          <w:rFonts w:ascii="Brill" w:hAnsi="Brill"/>
+          <w:lang w:val="es-ES"/>
+        </w:rPr>
+        <w:t>començaras</w:t>
+      </w:r>
+      <w:proofErr w:type="spellEnd"/>
+      <w:r>
+        <w:rPr>
+          <w:rFonts w:ascii="Brill" w:hAnsi="Brill"/>
+          <w:lang w:val="es-ES"/>
+        </w:rPr>
+        <w:t xml:space="preserve"> en el uno como en el otro % pues ve al tercero cuento que son tres fallaras en el cuento de tres que aquel que </w:t>
+      </w:r>
+      <w:proofErr w:type="spellStart"/>
+      <w:r>
+        <w:rPr>
+          <w:rFonts w:ascii="Brill" w:hAnsi="Brill"/>
+          <w:lang w:val="es-ES"/>
+        </w:rPr>
+        <w:t>esta</w:t>
+      </w:r>
+      <w:proofErr w:type="spellEnd"/>
+      <w:r>
+        <w:rPr>
+          <w:rFonts w:ascii="Brill" w:hAnsi="Brill"/>
+          <w:lang w:val="es-ES"/>
+        </w:rPr>
+        <w:t xml:space="preserve"> en medio faz al uno que sea comienço e al otro que sea cabo % tal es la </w:t>
+      </w:r>
+      <w:proofErr w:type="spellStart"/>
+      <w:r>
+        <w:rPr>
+          <w:rFonts w:ascii="Brill" w:hAnsi="Brill"/>
+          <w:lang w:val="es-ES"/>
+        </w:rPr>
+        <w:t>trenidat</w:t>
+      </w:r>
+      <w:proofErr w:type="spellEnd"/>
+      <w:r>
+        <w:rPr>
+          <w:rFonts w:ascii="Brill" w:hAnsi="Brill"/>
+          <w:lang w:val="es-ES"/>
+        </w:rPr>
+        <w:t xml:space="preserve"> ca el padre es comienço e el </w:t>
+      </w:r>
+      <w:proofErr w:type="spellStart"/>
+      <w:r>
+        <w:rPr>
+          <w:rFonts w:ascii="Brill" w:hAnsi="Brill"/>
+          <w:lang w:val="es-ES"/>
+        </w:rPr>
+        <w:t>espiritu</w:t>
+      </w:r>
+      <w:proofErr w:type="spellEnd"/>
+      <w:r>
+        <w:rPr>
+          <w:rFonts w:ascii="Brill" w:hAnsi="Brill"/>
+          <w:lang w:val="es-ES"/>
+        </w:rPr>
+        <w:t xml:space="preserve"> santo es el de medio </w:t>
+      </w:r>
+      <w:proofErr w:type="spellStart"/>
+      <w:r>
+        <w:rPr>
+          <w:rFonts w:ascii="Brill" w:hAnsi="Brill"/>
+          <w:lang w:val="es-ES"/>
+        </w:rPr>
+        <w:t>e</w:t>
+      </w:r>
+      <w:proofErr w:type="spellEnd"/>
+      <w:r>
+        <w:rPr>
+          <w:rFonts w:ascii="Brill" w:hAnsi="Brill"/>
+          <w:lang w:val="es-ES"/>
+        </w:rPr>
+        <w:t xml:space="preserve"> el fijo es el tercero % pues ve agora el cuento de </w:t>
+      </w:r>
+      <w:proofErr w:type="spellStart"/>
+      <w:r>
+        <w:rPr>
+          <w:rFonts w:ascii="Brill" w:hAnsi="Brill"/>
+          <w:lang w:val="es-ES"/>
+        </w:rPr>
+        <w:t>quatro</w:t>
+      </w:r>
+      <w:proofErr w:type="spellEnd"/>
+      <w:r>
+        <w:rPr>
+          <w:rFonts w:ascii="Brill" w:hAnsi="Brill"/>
+          <w:lang w:val="es-ES"/>
+        </w:rPr>
+        <w:t xml:space="preserve"> e fallaras que non puede venir a este cuento ca en el cuento de </w:t>
+      </w:r>
+      <w:proofErr w:type="spellStart"/>
+      <w:r>
+        <w:rPr>
+          <w:rFonts w:ascii="Brill" w:hAnsi="Brill"/>
+          <w:lang w:val="es-ES"/>
+        </w:rPr>
+        <w:t>quatro</w:t>
+      </w:r>
+      <w:proofErr w:type="spellEnd"/>
+      <w:r>
+        <w:rPr>
+          <w:rFonts w:ascii="Brill" w:hAnsi="Brill"/>
+          <w:lang w:val="es-ES"/>
+        </w:rPr>
+        <w:t xml:space="preserve"> son dos primeros e dos postremeros pues si </w:t>
+      </w:r>
+      <w:proofErr w:type="spellStart"/>
+      <w:r>
+        <w:rPr>
+          <w:rFonts w:ascii="Brill" w:hAnsi="Brill"/>
+          <w:lang w:val="es-ES"/>
+        </w:rPr>
+        <w:t>depues</w:t>
+      </w:r>
+      <w:proofErr w:type="spellEnd"/>
+      <w:r>
+        <w:rPr>
+          <w:rFonts w:ascii="Brill" w:hAnsi="Brill"/>
+          <w:lang w:val="es-ES"/>
+        </w:rPr>
+        <w:t xml:space="preserve"> quisieres fazer medianos </w:t>
+      </w:r>
+      <w:proofErr w:type="spellStart"/>
+      <w:r>
+        <w:rPr>
+          <w:rFonts w:ascii="Brill" w:hAnsi="Brill"/>
+          <w:lang w:val="es-ES"/>
+        </w:rPr>
+        <w:t>averas</w:t>
+      </w:r>
+      <w:proofErr w:type="spellEnd"/>
+      <w:r>
+        <w:rPr>
+          <w:rFonts w:ascii="Brill" w:hAnsi="Brill"/>
+          <w:lang w:val="es-ES"/>
+        </w:rPr>
+        <w:t xml:space="preserve"> y a poner dos o </w:t>
+      </w:r>
+      <w:r>
+        <w:rPr>
+          <w:rFonts w:ascii="Brill" w:hAnsi="Brill"/>
           <w:color w:val="FF0000"/>
           <w:lang w:val="es-ES"/>
         </w:rPr>
@@ -30,9 +450,426 @@
       </w:r>
       <w:r>
         <w:rPr>
-          <w:lang w:val="es-ES"/>
-        </w:rPr>
-        <w:t>uno e si posieres uno fincaran uno en el comienço e dos en el cabo % e en esta guisa vernia la cuenta desigual ca non saberias en qual de aquellos dos tomases medio ca si lo tomases en el primero de aquellos dos que estan en medio fincava el primero en su cabo e dos para encima % e asi non era la cuenta igual e bien asi por esta misma razon seria desigualdat en todos los otros cuentos salvo en este de tres % e por eso dixo Abraan vi tres e uno adore e non dezia esto Abraan por qu el preciase aquel uno e despreciase a los otros % mas adorando a uno adorava a todos tres % asi como la trinidat de tres personas se encierra todo en un dios % ca el padre es fazedor e criador e comienço de todo % e el fijo es redemidor e salvador del mundo % e el espiritu santo es alunbrador e guardador e guiador de todas las cosas e qual es el uno e atal es el otro % e por eso se encierran en un dios la trinidat de la cuenta de tres personas</w:t>
+          <w:rFonts w:ascii="Brill" w:hAnsi="Brill"/>
+          <w:lang w:val="es-ES"/>
+        </w:rPr>
+        <w:t xml:space="preserve">uno e si </w:t>
+      </w:r>
+      <w:proofErr w:type="spellStart"/>
+      <w:r>
+        <w:rPr>
+          <w:rFonts w:ascii="Brill" w:hAnsi="Brill"/>
+          <w:lang w:val="es-ES"/>
+        </w:rPr>
+        <w:t>posieres</w:t>
+      </w:r>
+      <w:proofErr w:type="spellEnd"/>
+      <w:r>
+        <w:rPr>
+          <w:rFonts w:ascii="Brill" w:hAnsi="Brill"/>
+          <w:lang w:val="es-ES"/>
+        </w:rPr>
+        <w:t xml:space="preserve"> uno fincaran uno en el comienço e dos en el cabo % e en esta guisa </w:t>
+      </w:r>
+      <w:proofErr w:type="spellStart"/>
+      <w:r>
+        <w:rPr>
+          <w:rFonts w:ascii="Brill" w:hAnsi="Brill"/>
+          <w:lang w:val="es-ES"/>
+        </w:rPr>
+        <w:t>vernia</w:t>
+      </w:r>
+      <w:proofErr w:type="spellEnd"/>
+      <w:r>
+        <w:rPr>
+          <w:rFonts w:ascii="Brill" w:hAnsi="Brill"/>
+          <w:lang w:val="es-ES"/>
+        </w:rPr>
+        <w:t xml:space="preserve"> la cuenta desigual ca non </w:t>
+      </w:r>
+      <w:proofErr w:type="spellStart"/>
+      <w:r>
+        <w:rPr>
+          <w:rFonts w:ascii="Brill" w:hAnsi="Brill"/>
+          <w:lang w:val="es-ES"/>
+        </w:rPr>
+        <w:t>saberias</w:t>
+      </w:r>
+      <w:proofErr w:type="spellEnd"/>
+      <w:r>
+        <w:rPr>
+          <w:rFonts w:ascii="Brill" w:hAnsi="Brill"/>
+          <w:lang w:val="es-ES"/>
+        </w:rPr>
+        <w:t xml:space="preserve"> en </w:t>
+      </w:r>
+      <w:proofErr w:type="spellStart"/>
+      <w:r>
+        <w:rPr>
+          <w:rFonts w:ascii="Brill" w:hAnsi="Brill"/>
+          <w:lang w:val="es-ES"/>
+        </w:rPr>
+        <w:t>qual</w:t>
+      </w:r>
+      <w:proofErr w:type="spellEnd"/>
+      <w:r>
+        <w:rPr>
+          <w:rFonts w:ascii="Brill" w:hAnsi="Brill"/>
+          <w:lang w:val="es-ES"/>
+        </w:rPr>
+        <w:t xml:space="preserve"> de aquellos dos tomases medio ca si lo tomases en el primero de aquellos dos que </w:t>
+      </w:r>
+      <w:proofErr w:type="spellStart"/>
+      <w:r>
+        <w:rPr>
+          <w:rFonts w:ascii="Brill" w:hAnsi="Brill"/>
+          <w:lang w:val="es-ES"/>
+        </w:rPr>
+        <w:t>estan</w:t>
+      </w:r>
+      <w:proofErr w:type="spellEnd"/>
+      <w:r>
+        <w:rPr>
+          <w:rFonts w:ascii="Brill" w:hAnsi="Brill"/>
+          <w:lang w:val="es-ES"/>
+        </w:rPr>
+        <w:t xml:space="preserve"> en medio </w:t>
+      </w:r>
+      <w:proofErr w:type="spellStart"/>
+      <w:r>
+        <w:rPr>
+          <w:rFonts w:ascii="Brill" w:hAnsi="Brill"/>
+          <w:lang w:val="es-ES"/>
+        </w:rPr>
+        <w:t>fincava</w:t>
+      </w:r>
+      <w:proofErr w:type="spellEnd"/>
+      <w:r>
+        <w:rPr>
+          <w:rFonts w:ascii="Brill" w:hAnsi="Brill"/>
+          <w:lang w:val="es-ES"/>
+        </w:rPr>
+        <w:t xml:space="preserve"> el primero en su cabo e dos para encima % e </w:t>
+      </w:r>
+      <w:proofErr w:type="spellStart"/>
+      <w:r>
+        <w:rPr>
+          <w:rFonts w:ascii="Brill" w:hAnsi="Brill"/>
+          <w:lang w:val="es-ES"/>
+        </w:rPr>
+        <w:t>asi</w:t>
+      </w:r>
+      <w:proofErr w:type="spellEnd"/>
+      <w:r>
+        <w:rPr>
+          <w:rFonts w:ascii="Brill" w:hAnsi="Brill"/>
+          <w:lang w:val="es-ES"/>
+        </w:rPr>
+        <w:t xml:space="preserve"> non era la cuenta igual </w:t>
+      </w:r>
+      <w:proofErr w:type="spellStart"/>
+      <w:r>
+        <w:rPr>
+          <w:rFonts w:ascii="Brill" w:hAnsi="Brill"/>
+          <w:lang w:val="es-ES"/>
+        </w:rPr>
+        <w:t>e</w:t>
+      </w:r>
+      <w:proofErr w:type="spellEnd"/>
+      <w:r>
+        <w:rPr>
+          <w:rFonts w:ascii="Brill" w:hAnsi="Brill"/>
+          <w:lang w:val="es-ES"/>
+        </w:rPr>
+        <w:t xml:space="preserve"> bien </w:t>
+      </w:r>
+      <w:proofErr w:type="spellStart"/>
+      <w:r>
+        <w:rPr>
+          <w:rFonts w:ascii="Brill" w:hAnsi="Brill"/>
+          <w:lang w:val="es-ES"/>
+        </w:rPr>
+        <w:t>asi</w:t>
+      </w:r>
+      <w:proofErr w:type="spellEnd"/>
+      <w:r>
+        <w:rPr>
+          <w:rFonts w:ascii="Brill" w:hAnsi="Brill"/>
+          <w:lang w:val="es-ES"/>
+        </w:rPr>
+        <w:t xml:space="preserve"> por esta misma </w:t>
+      </w:r>
+      <w:proofErr w:type="spellStart"/>
+      <w:r>
+        <w:rPr>
+          <w:rFonts w:ascii="Brill" w:hAnsi="Brill"/>
+          <w:lang w:val="es-ES"/>
+        </w:rPr>
+        <w:t>razon</w:t>
+      </w:r>
+      <w:proofErr w:type="spellEnd"/>
+      <w:r>
+        <w:rPr>
+          <w:rFonts w:ascii="Brill" w:hAnsi="Brill"/>
+          <w:lang w:val="es-ES"/>
+        </w:rPr>
+        <w:t xml:space="preserve"> seria </w:t>
+      </w:r>
+      <w:proofErr w:type="spellStart"/>
+      <w:r>
+        <w:rPr>
+          <w:rFonts w:ascii="Brill" w:hAnsi="Brill"/>
+          <w:lang w:val="es-ES"/>
+        </w:rPr>
+        <w:t>desigualdat</w:t>
+      </w:r>
+      <w:proofErr w:type="spellEnd"/>
+      <w:r>
+        <w:rPr>
+          <w:rFonts w:ascii="Brill" w:hAnsi="Brill"/>
+          <w:lang w:val="es-ES"/>
+        </w:rPr>
+        <w:t xml:space="preserve"> en todos los otros cuentos salvo en este de tres % e por eso dixo </w:t>
+      </w:r>
+      <w:proofErr w:type="spellStart"/>
+      <w:r>
+        <w:rPr>
+          <w:rFonts w:ascii="Brill" w:hAnsi="Brill"/>
+          <w:lang w:val="es-ES"/>
+        </w:rPr>
+        <w:t>Abraan</w:t>
+      </w:r>
+      <w:proofErr w:type="spellEnd"/>
+      <w:r>
+        <w:rPr>
+          <w:rFonts w:ascii="Brill" w:hAnsi="Brill"/>
+          <w:lang w:val="es-ES"/>
+        </w:rPr>
+        <w:t xml:space="preserve"> vi tres e uno adore e non </w:t>
+      </w:r>
+      <w:proofErr w:type="spellStart"/>
+      <w:r>
+        <w:rPr>
+          <w:rFonts w:ascii="Brill" w:hAnsi="Brill"/>
+          <w:lang w:val="es-ES"/>
+        </w:rPr>
+        <w:t>dezia</w:t>
+      </w:r>
+      <w:proofErr w:type="spellEnd"/>
+      <w:r>
+        <w:rPr>
+          <w:rFonts w:ascii="Brill" w:hAnsi="Brill"/>
+          <w:lang w:val="es-ES"/>
+        </w:rPr>
+        <w:t xml:space="preserve"> esto </w:t>
+      </w:r>
+      <w:proofErr w:type="spellStart"/>
+      <w:r>
+        <w:rPr>
+          <w:rFonts w:ascii="Brill" w:hAnsi="Brill"/>
+          <w:lang w:val="es-ES"/>
+        </w:rPr>
+        <w:t>Abraan</w:t>
+      </w:r>
+      <w:proofErr w:type="spellEnd"/>
+      <w:r>
+        <w:rPr>
+          <w:rFonts w:ascii="Brill" w:hAnsi="Brill"/>
+          <w:lang w:val="es-ES"/>
+        </w:rPr>
+        <w:t xml:space="preserve"> por </w:t>
+      </w:r>
+      <w:proofErr w:type="spellStart"/>
+      <w:r>
+        <w:rPr>
+          <w:rFonts w:ascii="Brill" w:hAnsi="Brill"/>
+          <w:lang w:val="es-ES"/>
+        </w:rPr>
+        <w:t>qu</w:t>
+      </w:r>
+      <w:proofErr w:type="spellEnd"/>
+      <w:r>
+        <w:rPr>
+          <w:rFonts w:ascii="Brill" w:hAnsi="Brill"/>
+          <w:lang w:val="es-ES"/>
+        </w:rPr>
+        <w:t xml:space="preserve"> el preciase aquel uno e despreciase a los otros % </w:t>
+      </w:r>
+      <w:proofErr w:type="spellStart"/>
+      <w:r>
+        <w:rPr>
+          <w:rFonts w:ascii="Brill" w:hAnsi="Brill"/>
+          <w:lang w:val="es-ES"/>
+        </w:rPr>
+        <w:t>mas</w:t>
+      </w:r>
+      <w:proofErr w:type="spellEnd"/>
+      <w:r>
+        <w:rPr>
+          <w:rFonts w:ascii="Brill" w:hAnsi="Brill"/>
+          <w:lang w:val="es-ES"/>
+        </w:rPr>
+        <w:t xml:space="preserve"> adorando a uno </w:t>
+      </w:r>
+      <w:proofErr w:type="spellStart"/>
+      <w:r>
+        <w:rPr>
+          <w:rFonts w:ascii="Brill" w:hAnsi="Brill"/>
+          <w:lang w:val="es-ES"/>
+        </w:rPr>
+        <w:t>adorava</w:t>
+      </w:r>
+      <w:proofErr w:type="spellEnd"/>
+      <w:r>
+        <w:rPr>
+          <w:rFonts w:ascii="Brill" w:hAnsi="Brill"/>
+          <w:lang w:val="es-ES"/>
+        </w:rPr>
+        <w:t xml:space="preserve"> a todos tres % </w:t>
+      </w:r>
+      <w:proofErr w:type="spellStart"/>
+      <w:r>
+        <w:rPr>
+          <w:rFonts w:ascii="Brill" w:hAnsi="Brill"/>
+          <w:lang w:val="es-ES"/>
+        </w:rPr>
+        <w:t>asi</w:t>
+      </w:r>
+      <w:proofErr w:type="spellEnd"/>
+      <w:r>
+        <w:rPr>
+          <w:rFonts w:ascii="Brill" w:hAnsi="Brill"/>
+          <w:lang w:val="es-ES"/>
+        </w:rPr>
+        <w:t xml:space="preserve"> como la </w:t>
+      </w:r>
+      <w:proofErr w:type="spellStart"/>
+      <w:r>
+        <w:rPr>
+          <w:rFonts w:ascii="Brill" w:hAnsi="Brill"/>
+          <w:lang w:val="es-ES"/>
+        </w:rPr>
+        <w:t>trinidat</w:t>
+      </w:r>
+      <w:proofErr w:type="spellEnd"/>
+      <w:r>
+        <w:rPr>
+          <w:rFonts w:ascii="Brill" w:hAnsi="Brill"/>
+          <w:lang w:val="es-ES"/>
+        </w:rPr>
+        <w:t xml:space="preserve"> de tres personas se encierra todo en un dios % ca el padre es fazedor e criador e comienço de todo % </w:t>
+      </w:r>
+      <w:proofErr w:type="spellStart"/>
+      <w:r>
+        <w:rPr>
+          <w:rFonts w:ascii="Brill" w:hAnsi="Brill"/>
+          <w:lang w:val="es-ES"/>
+        </w:rPr>
+        <w:t>e</w:t>
+      </w:r>
+      <w:proofErr w:type="spellEnd"/>
+      <w:r>
+        <w:rPr>
+          <w:rFonts w:ascii="Brill" w:hAnsi="Brill"/>
+          <w:lang w:val="es-ES"/>
+        </w:rPr>
+        <w:t xml:space="preserve"> el fijo es </w:t>
+      </w:r>
+      <w:proofErr w:type="spellStart"/>
+      <w:r>
+        <w:rPr>
+          <w:rFonts w:ascii="Brill" w:hAnsi="Brill"/>
+          <w:lang w:val="es-ES"/>
+        </w:rPr>
+        <w:t>redemidor</w:t>
+      </w:r>
+      <w:proofErr w:type="spellEnd"/>
+      <w:r>
+        <w:rPr>
+          <w:rFonts w:ascii="Brill" w:hAnsi="Brill"/>
+          <w:lang w:val="es-ES"/>
+        </w:rPr>
+        <w:t xml:space="preserve"> e salvador del mundo % </w:t>
+      </w:r>
+      <w:proofErr w:type="spellStart"/>
+      <w:r>
+        <w:rPr>
+          <w:rFonts w:ascii="Brill" w:hAnsi="Brill"/>
+          <w:lang w:val="es-ES"/>
+        </w:rPr>
+        <w:t>e</w:t>
+      </w:r>
+      <w:proofErr w:type="spellEnd"/>
+      <w:r>
+        <w:rPr>
+          <w:rFonts w:ascii="Brill" w:hAnsi="Brill"/>
+          <w:lang w:val="es-ES"/>
+        </w:rPr>
+        <w:t xml:space="preserve"> el </w:t>
+      </w:r>
+      <w:proofErr w:type="spellStart"/>
+      <w:r>
+        <w:rPr>
+          <w:rFonts w:ascii="Brill" w:hAnsi="Brill"/>
+          <w:lang w:val="es-ES"/>
+        </w:rPr>
+        <w:t>espiritu</w:t>
+      </w:r>
+      <w:proofErr w:type="spellEnd"/>
+      <w:r>
+        <w:rPr>
+          <w:rFonts w:ascii="Brill" w:hAnsi="Brill"/>
+          <w:lang w:val="es-ES"/>
+        </w:rPr>
+        <w:t xml:space="preserve"> santo es </w:t>
+      </w:r>
+      <w:proofErr w:type="spellStart"/>
+      <w:r>
+        <w:rPr>
+          <w:rFonts w:ascii="Brill" w:hAnsi="Brill"/>
+          <w:lang w:val="es-ES"/>
+        </w:rPr>
+        <w:t>alunbrador</w:t>
+      </w:r>
+      <w:proofErr w:type="spellEnd"/>
+      <w:r>
+        <w:rPr>
+          <w:rFonts w:ascii="Brill" w:hAnsi="Brill"/>
+          <w:lang w:val="es-ES"/>
+        </w:rPr>
+        <w:t xml:space="preserve"> e guardador e guiador de todas las cosas e </w:t>
+      </w:r>
+      <w:proofErr w:type="spellStart"/>
+      <w:r>
+        <w:rPr>
+          <w:rFonts w:ascii="Brill" w:hAnsi="Brill"/>
+          <w:lang w:val="es-ES"/>
+        </w:rPr>
+        <w:t>qual</w:t>
+      </w:r>
+      <w:proofErr w:type="spellEnd"/>
+      <w:r>
+        <w:rPr>
+          <w:rFonts w:ascii="Brill" w:hAnsi="Brill"/>
+          <w:lang w:val="es-ES"/>
+        </w:rPr>
+        <w:t xml:space="preserve"> es el uno e atal es el otro % e por eso se encierran en un dios la </w:t>
+      </w:r>
+      <w:proofErr w:type="spellStart"/>
+      <w:r>
+        <w:rPr>
+          <w:rFonts w:ascii="Brill" w:hAnsi="Brill"/>
+          <w:lang w:val="es-ES"/>
+        </w:rPr>
+        <w:t>trinidat</w:t>
+      </w:r>
+      <w:proofErr w:type="spellEnd"/>
+      <w:r>
+        <w:rPr>
+          <w:rFonts w:ascii="Brill" w:hAnsi="Brill"/>
+          <w:lang w:val="es-ES"/>
+        </w:rPr>
+        <w:t xml:space="preserve"> de la cuenta de tres personas</w:t>
       </w:r>
     </w:p>
     <w:sectPr>
@@ -46,7 +883,7 @@
 </file>
 
 <file path=word/styles.xml><?xml version="1.0" encoding="utf-8"?>
-<w:styles xmlns:mc="http://schemas.openxmlformats.org/markup-compatibility/2006" xmlns:r="http://schemas.openxmlformats.org/officeDocument/2006/relationships" xmlns:w="http://schemas.openxmlformats.org/wordprocessingml/2006/main" xmlns:w14="http://schemas.microsoft.com/office/word/2010/wordml" xmlns:w15="http://schemas.microsoft.com/office/word/2012/wordml" xmlns:w16cex="http://schemas.microsoft.com/office/word/2018/wordml/cex" xmlns:w16cid="http://schemas.microsoft.com/office/word/2016/wordml/cid" xmlns:w16="http://schemas.microsoft.com/office/word/2018/wordml" xmlns:w16sdtdh="http://schemas.microsoft.com/office/word/2020/wordml/sdtdatahash" xmlns:w16se="http://schemas.microsoft.com/office/word/2015/wordml/symex" mc:Ignorable="w14 w15 w16se w16cid w16 w16cex w16sdtdh">
+<w:styles xmlns:mc="http://schemas.openxmlformats.org/markup-compatibility/2006" xmlns:r="http://schemas.openxmlformats.org/officeDocument/2006/relationships" xmlns:w="http://schemas.openxmlformats.org/wordprocessingml/2006/main" xmlns:w14="http://schemas.microsoft.com/office/word/2010/wordml" xmlns:w15="http://schemas.microsoft.com/office/word/2012/wordml" xmlns:w16cex="http://schemas.microsoft.com/office/word/2018/wordml/cex" xmlns:w16cid="http://schemas.microsoft.com/office/word/2016/wordml/cid" xmlns:w16="http://schemas.microsoft.com/office/word/2018/wordml" xmlns:w16du="http://schemas.microsoft.com/office/word/2023/wordml/word16du" xmlns:w16sdtdh="http://schemas.microsoft.com/office/word/2020/wordml/sdtdatahash" xmlns:w16sdtfl="http://schemas.microsoft.com/office/word/2024/wordml/sdtformatlock" xmlns:w16se="http://schemas.microsoft.com/office/word/2015/wordml/symex" mc:Ignorable="w14 w15 w16se w16cid w16 w16cex w16sdtdh w16sdtfl w16du">
   <w:docDefaults>
     <w:rPrDefault>
       <w:rPr>
